--- a/public/downloads/02-guide-google-account-and-calendar-en.docx
+++ b/public/downloads/02-guide-google-account-and-calendar-en.docx
@@ -583,7 +583,7 @@
           <w:sz w:val="20"/>
           <w:szCs w:val="20"/>
         </w:rPr>
-        <w:t xml:space="preserve">Set the time zone to Belgrade (GMT+01:00).</w:t>
+        <w:t xml:space="preserve">Set the time zone to your salon’s local time zone.</w:t>
       </w:r>
     </w:p>
     <w:p>
